--- a/backend/word/MANICURE JAPOŃSKI.docx
+++ b/backend/word/MANICURE JAPOŃSKI.docx
@@ -4,7 +4,7 @@
   <w:body>
     <w:p>
       <w:r>
-        <w:t>MANICURE JAPOŃSKI</w:t>
+        <w:t>Manicure japoński</w:t>
       </w:r>
     </w:p>
     <w:p>
@@ -108,15 +108,7 @@
     </w:p>
     <w:p>
       <w:r>
-        <w:t xml:space="preserve">6. </w:t>
-      </w:r>
-      <w:proofErr w:type="spellStart"/>
-      <w:r>
-        <w:t>Wpolerowanie</w:t>
-      </w:r>
-      <w:proofErr w:type="spellEnd"/>
-      <w:r>
-        <w:t xml:space="preserve"> pudru zabezpieczającego.</w:t>
+        <w:t>6. Wpolerowanie pudru zabezpieczającego.</w:t>
       </w:r>
     </w:p>
     <w:p>
@@ -170,10 +162,7 @@
     <w:p/>
     <w:p>
       <w:r>
-        <w:t>Bezwzględne p</w:t>
-      </w:r>
-      <w:r>
-        <w:t>rzeciwwskazania:</w:t>
+        <w:t>Bezwzględne przeciwwskazania:</w:t>
       </w:r>
     </w:p>
     <w:p>
@@ -211,23 +200,12 @@
     <w:p/>
     <w:p>
       <w:r>
-        <w:t xml:space="preserve">Wskazówki </w:t>
-      </w:r>
-      <w:r>
-        <w:t>po manicure japońskim:</w:t>
-      </w:r>
-    </w:p>
-    <w:p>
-      <w:r>
-        <w:t xml:space="preserve">1. Unikać </w:t>
-      </w:r>
-      <w:proofErr w:type="spellStart"/>
-      <w:r>
-        <w:t>detergentówi</w:t>
-      </w:r>
-      <w:proofErr w:type="spellEnd"/>
-      <w:r>
-        <w:t xml:space="preserve"> kontaktu z silną chemią (używać rękawic).</w:t>
+        <w:t>Wskazówki po manicure japońskim:</w:t>
+      </w:r>
+    </w:p>
+    <w:p>
+      <w:r>
+        <w:t>1. Unikać detergentówi kontaktu z silną chemią (używać rękawic).</w:t>
       </w:r>
     </w:p>
     <w:p>
